--- a/pr-preview/pr-60/Your-Book-Title.docx
+++ b/pr-preview/pr-60/Your-Book-Title.docx
@@ -2265,7 +2265,7 @@
         <w:t xml:space="preserve"> </w:t>
       </w:r>
       <w:r>
-        <w:t xml:space="preserve">8d3bee4</w:t>
+        <w:t xml:space="preserve">78f581c</w:t>
       </w:r>
     </w:p>
     <w:p>
@@ -2287,7 +2287,7 @@
         <w:t xml:space="preserve"> </w:t>
       </w:r>
       <w:r>
-        <w:t xml:space="preserve">8d3bee41474ae380debf44206b843de0155bf4d6</w:t>
+        <w:t xml:space="preserve">78f581c27753dc2bfbd838cee0ad6dbdef75c4a9</w:t>
       </w:r>
     </w:p>
     <w:p>
@@ -2309,7 +2309,7 @@
         <w:t xml:space="preserve"> </w:t>
       </w:r>
       <w:r>
-        <w:t xml:space="preserve">2026-09-14 18:10:55 -0700</w:t>
+        <w:t xml:space="preserve">2026-09-15 02:23:41 +0000</w:t>
       </w:r>
     </w:p>
     <w:p>
